--- a/_site/CELL 6351-Intro to R Syllabus_SU2026.docx
+++ b/_site/CELL 6351-Intro to R Syllabus_SU2026.docx
@@ -1,6 +1,6 @@
 
 <file path=word/document.xml><?xml version="1.0" encoding="utf-8"?>
-<w:document xmlns:wpc="http://schemas.microsoft.com/office/word/2010/wordprocessingCanvas" xmlns:cx="http://schemas.microsoft.com/office/drawing/2014/chartex" xmlns:cx1="http://schemas.microsoft.com/office/drawing/2015/9/8/chartex" xmlns:cx2="http://schemas.microsoft.com/office/drawing/2015/10/21/chartex" xmlns:cx3="http://schemas.microsoft.com/office/drawing/2016/5/9/chartex" xmlns:cx4="http://schemas.microsoft.com/office/drawing/2016/5/10/chartex" xmlns:cx5="http://schemas.microsoft.com/office/drawing/2016/5/11/chartex" xmlns:cx6="http://schemas.microsoft.com/office/drawing/2016/5/12/chartex" xmlns:cx7="http://schemas.microsoft.com/office/drawing/2016/5/13/chartex" xmlns:cx8="http://schemas.microsoft.com/office/drawing/2016/5/14/chartex" xmlns:mc="http://schemas.openxmlformats.org/markup-compatibility/2006" xmlns:aink="http://schemas.microsoft.com/office/drawing/2016/ink" xmlns:am3d="http://schemas.microsoft.com/office/drawing/2017/model3d" xmlns:o="urn:schemas-microsoft-com:office:office" xmlns:oel="http://schemas.microsoft.com/office/2019/extlst" xmlns:r="http://schemas.openxmlformats.org/officeDocument/2006/relationships" xmlns:m="http://schemas.openxmlformats.org/officeDocument/2006/math" xmlns:v="urn:schemas-microsoft-com:vml" xmlns:wp14="http://schemas.microsoft.com/office/word/2010/wordprocessingDrawing" xmlns:wp="http://schemas.openxmlformats.org/drawingml/2006/wordprocessingDrawing" xmlns:w10="urn:schemas-microsoft-com:office:word" xmlns:w="http://schemas.openxmlformats.org/wordprocessingml/2006/main" xmlns:w14="http://schemas.microsoft.com/office/word/2010/wordml" xmlns:w15="http://schemas.microsoft.com/office/word/2012/wordml" xmlns:w16cex="http://schemas.microsoft.com/office/word/2018/wordml/cex" xmlns:w16cid="http://schemas.microsoft.com/office/word/2016/wordml/cid" xmlns:w16="http://schemas.microsoft.com/office/word/2018/wordml" xmlns:w16du="http://schemas.microsoft.com/office/word/2023/wordml/word16du" xmlns:w16sdtdh="http://schemas.microsoft.com/office/word/2020/wordml/sdtdatahash" xmlns:w16se="http://schemas.microsoft.com/office/word/2015/wordml/symex" xmlns:wpg="http://schemas.microsoft.com/office/word/2010/wordprocessingGroup" xmlns:wpi="http://schemas.microsoft.com/office/word/2010/wordprocessingInk" xmlns:wne="http://schemas.microsoft.com/office/word/2006/wordml" xmlns:wps="http://schemas.microsoft.com/office/word/2010/wordprocessingShape" mc:Ignorable="w14 w15 w16se w16cid w16 w16cex w16sdtdh w16du wp14">
+<w:document xmlns:wpc="http://schemas.microsoft.com/office/word/2010/wordprocessingCanvas" xmlns:cx="http://schemas.microsoft.com/office/drawing/2014/chartex" xmlns:cx1="http://schemas.microsoft.com/office/drawing/2015/9/8/chartex" xmlns:cx2="http://schemas.microsoft.com/office/drawing/2015/10/21/chartex" xmlns:cx3="http://schemas.microsoft.com/office/drawing/2016/5/9/chartex" xmlns:cx4="http://schemas.microsoft.com/office/drawing/2016/5/10/chartex" xmlns:cx5="http://schemas.microsoft.com/office/drawing/2016/5/11/chartex" xmlns:cx6="http://schemas.microsoft.com/office/drawing/2016/5/12/chartex" xmlns:cx7="http://schemas.microsoft.com/office/drawing/2016/5/13/chartex" xmlns:cx8="http://schemas.microsoft.com/office/drawing/2016/5/14/chartex" xmlns:mc="http://schemas.openxmlformats.org/markup-compatibility/2006" xmlns:aink="http://schemas.microsoft.com/office/drawing/2016/ink" xmlns:am3d="http://schemas.microsoft.com/office/drawing/2017/model3d" xmlns:o="urn:schemas-microsoft-com:office:office" xmlns:oel="http://schemas.microsoft.com/office/2019/extlst" xmlns:r="http://schemas.openxmlformats.org/officeDocument/2006/relationships" xmlns:m="http://schemas.openxmlformats.org/officeDocument/2006/math" xmlns:v="urn:schemas-microsoft-com:vml" xmlns:wp14="http://schemas.microsoft.com/office/word/2010/wordprocessingDrawing" xmlns:wp="http://schemas.openxmlformats.org/drawingml/2006/wordprocessingDrawing" xmlns:w10="urn:schemas-microsoft-com:office:word" xmlns:w="http://schemas.openxmlformats.org/wordprocessingml/2006/main" xmlns:w14="http://schemas.microsoft.com/office/word/2010/wordml" xmlns:w15="http://schemas.microsoft.com/office/word/2012/wordml" xmlns:w16cex="http://schemas.microsoft.com/office/word/2018/wordml/cex" xmlns:w16cid="http://schemas.microsoft.com/office/word/2016/wordml/cid" xmlns:w16="http://schemas.microsoft.com/office/word/2018/wordml" xmlns:w16du="http://schemas.microsoft.com/office/word/2023/wordml/word16du" xmlns:w16sdtdh="http://schemas.microsoft.com/office/word/2020/wordml/sdtdatahash" xmlns:w16sdtfl="http://schemas.microsoft.com/office/word/2024/wordml/sdtformatlock" xmlns:w16se="http://schemas.microsoft.com/office/word/2015/wordml/symex" xmlns:wpg="http://schemas.microsoft.com/office/word/2010/wordprocessingGroup" xmlns:wpi="http://schemas.microsoft.com/office/word/2010/wordprocessingInk" xmlns:wne="http://schemas.microsoft.com/office/word/2006/wordml" xmlns:wps="http://schemas.microsoft.com/office/word/2010/wordprocessingShape" mc:Ignorable="w14 w15 w16se w16cid w16 w16cex w16sdtdh w16sdtfl w16du wp14">
   <w:body>
     <w:p>
       <w:pPr>
@@ -218,7 +218,7 @@
           <w:sz w:val="24"/>
           <w:szCs w:val="24"/>
         </w:rPr>
-        <w:t>Tuesday, Thursday 9:00 AM – 10:</w:t>
+        <w:t xml:space="preserve">Tuesday, Thursday </w:t>
       </w:r>
       <w:r>
         <w:rPr>
@@ -227,7 +227,43 @@
           <w:sz w:val="24"/>
           <w:szCs w:val="24"/>
         </w:rPr>
-        <w:t>15</w:t>
+        <w:t>10</w:t>
+      </w:r>
+      <w:r>
+        <w:rPr>
+          <w:rFonts w:ascii="Arial" w:hAnsi="Arial" w:cs="Arial"/>
+          <w:b/>
+          <w:sz w:val="24"/>
+          <w:szCs w:val="24"/>
+        </w:rPr>
+        <w:t>:00 AM – 1</w:t>
+      </w:r>
+      <w:r>
+        <w:rPr>
+          <w:rFonts w:ascii="Arial" w:hAnsi="Arial" w:cs="Arial"/>
+          <w:b/>
+          <w:sz w:val="24"/>
+          <w:szCs w:val="24"/>
+        </w:rPr>
+        <w:t>1</w:t>
+      </w:r>
+      <w:r>
+        <w:rPr>
+          <w:rFonts w:ascii="Arial" w:hAnsi="Arial" w:cs="Arial"/>
+          <w:b/>
+          <w:sz w:val="24"/>
+          <w:szCs w:val="24"/>
+        </w:rPr>
+        <w:t>:</w:t>
+      </w:r>
+      <w:r>
+        <w:rPr>
+          <w:rFonts w:ascii="Arial" w:hAnsi="Arial" w:cs="Arial"/>
+          <w:b/>
+          <w:sz w:val="24"/>
+          <w:szCs w:val="24"/>
+        </w:rPr>
+        <w:t>30</w:t>
       </w:r>
       <w:r>
         <w:rPr>
@@ -978,25 +1014,7 @@
           <w:sz w:val="22"/>
           <w:szCs w:val="22"/>
         </w:rPr>
-        <w:t xml:space="preserve">Teaching Assistant: </w:t>
-      </w:r>
-      <w:proofErr w:type="spellStart"/>
-      <w:r>
-        <w:rPr>
-          <w:rFonts w:ascii="Arial" w:hAnsi="Arial" w:cs="Arial"/>
-          <w:sz w:val="22"/>
-          <w:szCs w:val="22"/>
-        </w:rPr>
-        <w:t>Eleana</w:t>
-      </w:r>
-      <w:proofErr w:type="spellEnd"/>
-      <w:r>
-        <w:rPr>
-          <w:rFonts w:ascii="Arial" w:hAnsi="Arial" w:cs="Arial"/>
-          <w:sz w:val="22"/>
-          <w:szCs w:val="22"/>
-        </w:rPr>
-        <w:t xml:space="preserve"> Cabello</w:t>
+        <w:t>Teaching Assistant: Eleana Cabello</w:t>
       </w:r>
     </w:p>
     <w:p>
@@ -3385,7 +3403,27 @@
           <w:sz w:val="22"/>
           <w:szCs w:val="22"/>
         </w:rPr>
-        <w:t xml:space="preserve">Poor: The student did not understand the assignment, turned in scripts that were missing the majority of the components and failed to </w:t>
+        <w:t xml:space="preserve">Poor: The student did not understand the assignment, turned in scripts that were missing </w:t>
+      </w:r>
+      <w:proofErr w:type="gramStart"/>
+      <w:r>
+        <w:rPr>
+          <w:rFonts w:ascii="Arial" w:hAnsi="Arial" w:cs="Arial"/>
+          <w:color w:val="000000" w:themeColor="text1"/>
+          <w:sz w:val="22"/>
+          <w:szCs w:val="22"/>
+        </w:rPr>
+        <w:t>the majority of</w:t>
+      </w:r>
+      <w:proofErr w:type="gramEnd"/>
+      <w:r>
+        <w:rPr>
+          <w:rFonts w:ascii="Arial" w:hAnsi="Arial" w:cs="Arial"/>
+          <w:color w:val="000000" w:themeColor="text1"/>
+          <w:sz w:val="22"/>
+          <w:szCs w:val="22"/>
+        </w:rPr>
+        <w:t xml:space="preserve"> the components and failed to </w:t>
       </w:r>
       <w:proofErr w:type="gramStart"/>
       <w:r>
@@ -4394,7 +4432,25 @@
           <w:sz w:val="22"/>
           <w:szCs w:val="22"/>
         </w:rPr>
-        <w:t>A total of more than 75 points will be required for a grade of “S”.</w:t>
+        <w:t xml:space="preserve">A total of more than </w:t>
+      </w:r>
+      <w:r>
+        <w:rPr>
+          <w:rFonts w:ascii="Arial" w:hAnsi="Arial" w:cs="Arial"/>
+          <w:bCs/>
+          <w:sz w:val="22"/>
+          <w:szCs w:val="22"/>
+        </w:rPr>
+        <w:t>90</w:t>
+      </w:r>
+      <w:r>
+        <w:rPr>
+          <w:rFonts w:ascii="Arial" w:hAnsi="Arial" w:cs="Arial"/>
+          <w:bCs/>
+          <w:sz w:val="22"/>
+          <w:szCs w:val="22"/>
+        </w:rPr>
+        <w:t xml:space="preserve"> points will be required for a grade of “S”.</w:t>
       </w:r>
     </w:p>
     <w:p>
@@ -4594,7 +4650,7 @@
                 <w:szCs w:val="22"/>
                 <w:lang w:val="en"/>
               </w:rPr>
-              <w:t>15</w:t>
+              <w:t>18 (15%)</w:t>
             </w:r>
           </w:p>
         </w:tc>
@@ -4647,7 +4703,16 @@
                 <w:szCs w:val="22"/>
                 <w:lang w:val="en"/>
               </w:rPr>
-              <w:t>15</w:t>
+              <w:t>18</w:t>
+            </w:r>
+            <w:r>
+              <w:rPr>
+                <w:rFonts w:ascii="Arial" w:hAnsi="Arial" w:cs="Arial"/>
+                <w:sz w:val="22"/>
+                <w:szCs w:val="22"/>
+                <w:lang w:val="en"/>
+              </w:rPr>
+              <w:t xml:space="preserve"> (15%)</w:t>
             </w:r>
           </w:p>
         </w:tc>
@@ -4700,7 +4765,16 @@
                 <w:szCs w:val="22"/>
                 <w:lang w:val="en"/>
               </w:rPr>
-              <w:t>15</w:t>
+              <w:t>18</w:t>
+            </w:r>
+            <w:r>
+              <w:rPr>
+                <w:rFonts w:ascii="Arial" w:hAnsi="Arial" w:cs="Arial"/>
+                <w:sz w:val="22"/>
+                <w:szCs w:val="22"/>
+                <w:lang w:val="en"/>
+              </w:rPr>
+              <w:t xml:space="preserve"> (15%)</w:t>
             </w:r>
           </w:p>
         </w:tc>
@@ -4753,7 +4827,7 @@
                 <w:szCs w:val="22"/>
                 <w:lang w:val="en"/>
               </w:rPr>
-              <w:t>2</w:t>
+              <w:t>42</w:t>
             </w:r>
             <w:r>
               <w:rPr>
@@ -4762,7 +4836,25 @@
                 <w:szCs w:val="22"/>
                 <w:lang w:val="en"/>
               </w:rPr>
-              <w:t>0</w:t>
+              <w:t xml:space="preserve"> (</w:t>
+            </w:r>
+            <w:r>
+              <w:rPr>
+                <w:rFonts w:ascii="Arial" w:hAnsi="Arial" w:cs="Arial"/>
+                <w:sz w:val="22"/>
+                <w:szCs w:val="22"/>
+                <w:lang w:val="en"/>
+              </w:rPr>
+              <w:t>3</w:t>
+            </w:r>
+            <w:r>
+              <w:rPr>
+                <w:rFonts w:ascii="Arial" w:hAnsi="Arial" w:cs="Arial"/>
+                <w:sz w:val="22"/>
+                <w:szCs w:val="22"/>
+                <w:lang w:val="en"/>
+              </w:rPr>
+              <w:t>5%)</w:t>
             </w:r>
           </w:p>
         </w:tc>
@@ -4833,7 +4925,7 @@
                 <w:szCs w:val="22"/>
                 <w:lang w:val="en"/>
               </w:rPr>
-              <w:t>36</w:t>
+              <w:t>24 (20%)</w:t>
             </w:r>
           </w:p>
         </w:tc>
@@ -4887,25 +4979,7 @@
                 <w:szCs w:val="22"/>
                 <w:lang w:val="en"/>
               </w:rPr>
-              <w:t>1</w:t>
-            </w:r>
-            <w:r>
-              <w:rPr>
-                <w:rFonts w:ascii="Arial" w:hAnsi="Arial" w:cs="Arial"/>
-                <w:sz w:val="22"/>
-                <w:szCs w:val="22"/>
-                <w:lang w:val="en"/>
-              </w:rPr>
-              <w:t>0</w:t>
-            </w:r>
-            <w:r>
-              <w:rPr>
-                <w:rFonts w:ascii="Arial" w:hAnsi="Arial" w:cs="Arial"/>
-                <w:sz w:val="22"/>
-                <w:szCs w:val="22"/>
-                <w:lang w:val="en"/>
-              </w:rPr>
-              <w:t>1</w:t>
+              <w:t>120</w:t>
             </w:r>
           </w:p>
         </w:tc>
@@ -5887,8 +5961,18 @@
                 <w:sz w:val="22"/>
                 <w:szCs w:val="22"/>
               </w:rPr>
-              <w:t>Basic Statistics in R</w:t>
+              <w:t xml:space="preserve">Dimension Reduction with </w:t>
             </w:r>
+            <w:proofErr w:type="spellStart"/>
+            <w:r>
+              <w:rPr>
+                <w:rFonts w:ascii="Arial" w:hAnsi="Arial" w:cs="Arial"/>
+                <w:sz w:val="22"/>
+                <w:szCs w:val="22"/>
+              </w:rPr>
+              <w:t>tidymodels</w:t>
+            </w:r>
+            <w:proofErr w:type="spellEnd"/>
           </w:p>
         </w:tc>
         <w:tc>
@@ -5989,7 +6073,7 @@
                 <w:sz w:val="22"/>
                 <w:szCs w:val="22"/>
               </w:rPr>
-              <w:t xml:space="preserve">Dimension Reduction with </w:t>
+              <w:t xml:space="preserve">Machine Learning with </w:t>
             </w:r>
             <w:proofErr w:type="spellStart"/>
             <w:r>
@@ -6109,18 +6193,8 @@
                 <w:sz w:val="22"/>
                 <w:szCs w:val="22"/>
               </w:rPr>
-              <w:t xml:space="preserve">Machine Learning with </w:t>
+              <w:t>Building a Quarto Website Using GitHub</w:t>
             </w:r>
-            <w:proofErr w:type="spellStart"/>
-            <w:r>
-              <w:rPr>
-                <w:rFonts w:ascii="Arial" w:hAnsi="Arial" w:cs="Arial"/>
-                <w:sz w:val="22"/>
-                <w:szCs w:val="22"/>
-              </w:rPr>
-              <w:t>tidymodels</w:t>
-            </w:r>
-            <w:proofErr w:type="spellEnd"/>
           </w:p>
         </w:tc>
         <w:tc>
@@ -6221,7 +6295,7 @@
                 <w:sz w:val="22"/>
                 <w:szCs w:val="22"/>
               </w:rPr>
-              <w:t>Building a Quarto Website Using GitHub</w:t>
+              <w:t>In-Class Work on Final Project</w:t>
             </w:r>
           </w:p>
         </w:tc>
@@ -6349,7 +6423,7 @@
                 <w:sz w:val="22"/>
                 <w:szCs w:val="22"/>
               </w:rPr>
-              <w:t>10-15 min presentation</w:t>
+              <w:t>10 min presentation</w:t>
             </w:r>
           </w:p>
         </w:tc>
@@ -6459,7 +6533,7 @@
                 <w:sz w:val="22"/>
                 <w:szCs w:val="22"/>
               </w:rPr>
-              <w:t>10-15 min presentation</w:t>
+              <w:t>10 min presentation</w:t>
             </w:r>
           </w:p>
           <w:p>
@@ -7591,7 +7665,7 @@
 </file>
 
 <file path=word/endnotes.xml><?xml version="1.0" encoding="utf-8"?>
-<w:endnotes xmlns:wpc="http://schemas.microsoft.com/office/word/2010/wordprocessingCanvas" xmlns:cx="http://schemas.microsoft.com/office/drawing/2014/chartex" xmlns:cx1="http://schemas.microsoft.com/office/drawing/2015/9/8/chartex" xmlns:cx2="http://schemas.microsoft.com/office/drawing/2015/10/21/chartex" xmlns:cx3="http://schemas.microsoft.com/office/drawing/2016/5/9/chartex" xmlns:cx4="http://schemas.microsoft.com/office/drawing/2016/5/10/chartex" xmlns:cx5="http://schemas.microsoft.com/office/drawing/2016/5/11/chartex" xmlns:cx6="http://schemas.microsoft.com/office/drawing/2016/5/12/chartex" xmlns:cx7="http://schemas.microsoft.com/office/drawing/2016/5/13/chartex" xmlns:cx8="http://schemas.microsoft.com/office/drawing/2016/5/14/chartex" xmlns:mc="http://schemas.openxmlformats.org/markup-compatibility/2006" xmlns:aink="http://schemas.microsoft.com/office/drawing/2016/ink" xmlns:am3d="http://schemas.microsoft.com/office/drawing/2017/model3d" xmlns:o="urn:schemas-microsoft-com:office:office" xmlns:oel="http://schemas.microsoft.com/office/2019/extlst" xmlns:r="http://schemas.openxmlformats.org/officeDocument/2006/relationships" xmlns:m="http://schemas.openxmlformats.org/officeDocument/2006/math" xmlns:v="urn:schemas-microsoft-com:vml" xmlns:wp14="http://schemas.microsoft.com/office/word/2010/wordprocessingDrawing" xmlns:wp="http://schemas.openxmlformats.org/drawingml/2006/wordprocessingDrawing" xmlns:w10="urn:schemas-microsoft-com:office:word" xmlns:w="http://schemas.openxmlformats.org/wordprocessingml/2006/main" xmlns:w14="http://schemas.microsoft.com/office/word/2010/wordml" xmlns:w15="http://schemas.microsoft.com/office/word/2012/wordml" xmlns:w16cex="http://schemas.microsoft.com/office/word/2018/wordml/cex" xmlns:w16cid="http://schemas.microsoft.com/office/word/2016/wordml/cid" xmlns:w16="http://schemas.microsoft.com/office/word/2018/wordml" xmlns:w16du="http://schemas.microsoft.com/office/word/2023/wordml/word16du" xmlns:w16sdtdh="http://schemas.microsoft.com/office/word/2020/wordml/sdtdatahash" xmlns:w16se="http://schemas.microsoft.com/office/word/2015/wordml/symex" xmlns:wpg="http://schemas.microsoft.com/office/word/2010/wordprocessingGroup" xmlns:wpi="http://schemas.microsoft.com/office/word/2010/wordprocessingInk" xmlns:wne="http://schemas.microsoft.com/office/word/2006/wordml" xmlns:wps="http://schemas.microsoft.com/office/word/2010/wordprocessingShape" mc:Ignorable="w14 w15 w16se w16cid w16 w16cex w16sdtdh w16du wp14">
+<w:endnotes xmlns:wpc="http://schemas.microsoft.com/office/word/2010/wordprocessingCanvas" xmlns:cx="http://schemas.microsoft.com/office/drawing/2014/chartex" xmlns:cx1="http://schemas.microsoft.com/office/drawing/2015/9/8/chartex" xmlns:cx2="http://schemas.microsoft.com/office/drawing/2015/10/21/chartex" xmlns:cx3="http://schemas.microsoft.com/office/drawing/2016/5/9/chartex" xmlns:cx4="http://schemas.microsoft.com/office/drawing/2016/5/10/chartex" xmlns:cx5="http://schemas.microsoft.com/office/drawing/2016/5/11/chartex" xmlns:cx6="http://schemas.microsoft.com/office/drawing/2016/5/12/chartex" xmlns:cx7="http://schemas.microsoft.com/office/drawing/2016/5/13/chartex" xmlns:cx8="http://schemas.microsoft.com/office/drawing/2016/5/14/chartex" xmlns:mc="http://schemas.openxmlformats.org/markup-compatibility/2006" xmlns:aink="http://schemas.microsoft.com/office/drawing/2016/ink" xmlns:am3d="http://schemas.microsoft.com/office/drawing/2017/model3d" xmlns:o="urn:schemas-microsoft-com:office:office" xmlns:oel="http://schemas.microsoft.com/office/2019/extlst" xmlns:r="http://schemas.openxmlformats.org/officeDocument/2006/relationships" xmlns:m="http://schemas.openxmlformats.org/officeDocument/2006/math" xmlns:v="urn:schemas-microsoft-com:vml" xmlns:wp14="http://schemas.microsoft.com/office/word/2010/wordprocessingDrawing" xmlns:wp="http://schemas.openxmlformats.org/drawingml/2006/wordprocessingDrawing" xmlns:w10="urn:schemas-microsoft-com:office:word" xmlns:w="http://schemas.openxmlformats.org/wordprocessingml/2006/main" xmlns:w14="http://schemas.microsoft.com/office/word/2010/wordml" xmlns:w15="http://schemas.microsoft.com/office/word/2012/wordml" xmlns:w16cex="http://schemas.microsoft.com/office/word/2018/wordml/cex" xmlns:w16cid="http://schemas.microsoft.com/office/word/2016/wordml/cid" xmlns:w16="http://schemas.microsoft.com/office/word/2018/wordml" xmlns:w16du="http://schemas.microsoft.com/office/word/2023/wordml/word16du" xmlns:w16sdtdh="http://schemas.microsoft.com/office/word/2020/wordml/sdtdatahash" xmlns:w16sdtfl="http://schemas.microsoft.com/office/word/2024/wordml/sdtformatlock" xmlns:w16se="http://schemas.microsoft.com/office/word/2015/wordml/symex" xmlns:wpg="http://schemas.microsoft.com/office/word/2010/wordprocessingGroup" xmlns:wpi="http://schemas.microsoft.com/office/word/2010/wordprocessingInk" xmlns:wne="http://schemas.microsoft.com/office/word/2006/wordml" xmlns:wps="http://schemas.microsoft.com/office/word/2010/wordprocessingShape" mc:Ignorable="w14 w15 w16se w16cid w16 w16cex w16sdtdh w16sdtfl w16du wp14">
   <w:endnote w:type="separator" w:id="-1">
     <w:p>
       <w:r>
@@ -7610,7 +7684,7 @@
 </file>
 
 <file path=word/footer1.xml><?xml version="1.0" encoding="utf-8"?>
-<w:ftr xmlns:wpc="http://schemas.microsoft.com/office/word/2010/wordprocessingCanvas" xmlns:cx="http://schemas.microsoft.com/office/drawing/2014/chartex" xmlns:cx1="http://schemas.microsoft.com/office/drawing/2015/9/8/chartex" xmlns:cx2="http://schemas.microsoft.com/office/drawing/2015/10/21/chartex" xmlns:cx3="http://schemas.microsoft.com/office/drawing/2016/5/9/chartex" xmlns:cx4="http://schemas.microsoft.com/office/drawing/2016/5/10/chartex" xmlns:cx5="http://schemas.microsoft.com/office/drawing/2016/5/11/chartex" xmlns:cx6="http://schemas.microsoft.com/office/drawing/2016/5/12/chartex" xmlns:cx7="http://schemas.microsoft.com/office/drawing/2016/5/13/chartex" xmlns:cx8="http://schemas.microsoft.com/office/drawing/2016/5/14/chartex" xmlns:mc="http://schemas.openxmlformats.org/markup-compatibility/2006" xmlns:aink="http://schemas.microsoft.com/office/drawing/2016/ink" xmlns:am3d="http://schemas.microsoft.com/office/drawing/2017/model3d" xmlns:o="urn:schemas-microsoft-com:office:office" xmlns:oel="http://schemas.microsoft.com/office/2019/extlst" xmlns:r="http://schemas.openxmlformats.org/officeDocument/2006/relationships" xmlns:m="http://schemas.openxmlformats.org/officeDocument/2006/math" xmlns:v="urn:schemas-microsoft-com:vml" xmlns:wp14="http://schemas.microsoft.com/office/word/2010/wordprocessingDrawing" xmlns:wp="http://schemas.openxmlformats.org/drawingml/2006/wordprocessingDrawing" xmlns:w10="urn:schemas-microsoft-com:office:word" xmlns:w="http://schemas.openxmlformats.org/wordprocessingml/2006/main" xmlns:w14="http://schemas.microsoft.com/office/word/2010/wordml" xmlns:w15="http://schemas.microsoft.com/office/word/2012/wordml" xmlns:w16cex="http://schemas.microsoft.com/office/word/2018/wordml/cex" xmlns:w16cid="http://schemas.microsoft.com/office/word/2016/wordml/cid" xmlns:w16="http://schemas.microsoft.com/office/word/2018/wordml" xmlns:w16du="http://schemas.microsoft.com/office/word/2023/wordml/word16du" xmlns:w16sdtdh="http://schemas.microsoft.com/office/word/2020/wordml/sdtdatahash" xmlns:w16se="http://schemas.microsoft.com/office/word/2015/wordml/symex" xmlns:wpg="http://schemas.microsoft.com/office/word/2010/wordprocessingGroup" xmlns:wpi="http://schemas.microsoft.com/office/word/2010/wordprocessingInk" xmlns:wne="http://schemas.microsoft.com/office/word/2006/wordml" xmlns:wps="http://schemas.microsoft.com/office/word/2010/wordprocessingShape" mc:Ignorable="w14 w15 w16se w16cid w16 w16cex w16sdtdh w16du wp14">
+<w:ftr xmlns:wpc="http://schemas.microsoft.com/office/word/2010/wordprocessingCanvas" xmlns:cx="http://schemas.microsoft.com/office/drawing/2014/chartex" xmlns:cx1="http://schemas.microsoft.com/office/drawing/2015/9/8/chartex" xmlns:cx2="http://schemas.microsoft.com/office/drawing/2015/10/21/chartex" xmlns:cx3="http://schemas.microsoft.com/office/drawing/2016/5/9/chartex" xmlns:cx4="http://schemas.microsoft.com/office/drawing/2016/5/10/chartex" xmlns:cx5="http://schemas.microsoft.com/office/drawing/2016/5/11/chartex" xmlns:cx6="http://schemas.microsoft.com/office/drawing/2016/5/12/chartex" xmlns:cx7="http://schemas.microsoft.com/office/drawing/2016/5/13/chartex" xmlns:cx8="http://schemas.microsoft.com/office/drawing/2016/5/14/chartex" xmlns:mc="http://schemas.openxmlformats.org/markup-compatibility/2006" xmlns:aink="http://schemas.microsoft.com/office/drawing/2016/ink" xmlns:am3d="http://schemas.microsoft.com/office/drawing/2017/model3d" xmlns:o="urn:schemas-microsoft-com:office:office" xmlns:oel="http://schemas.microsoft.com/office/2019/extlst" xmlns:r="http://schemas.openxmlformats.org/officeDocument/2006/relationships" xmlns:m="http://schemas.openxmlformats.org/officeDocument/2006/math" xmlns:v="urn:schemas-microsoft-com:vml" xmlns:wp14="http://schemas.microsoft.com/office/word/2010/wordprocessingDrawing" xmlns:wp="http://schemas.openxmlformats.org/drawingml/2006/wordprocessingDrawing" xmlns:w10="urn:schemas-microsoft-com:office:word" xmlns:w="http://schemas.openxmlformats.org/wordprocessingml/2006/main" xmlns:w14="http://schemas.microsoft.com/office/word/2010/wordml" xmlns:w15="http://schemas.microsoft.com/office/word/2012/wordml" xmlns:w16cex="http://schemas.microsoft.com/office/word/2018/wordml/cex" xmlns:w16cid="http://schemas.microsoft.com/office/word/2016/wordml/cid" xmlns:w16="http://schemas.microsoft.com/office/word/2018/wordml" xmlns:w16du="http://schemas.microsoft.com/office/word/2023/wordml/word16du" xmlns:w16sdtdh="http://schemas.microsoft.com/office/word/2020/wordml/sdtdatahash" xmlns:w16sdtfl="http://schemas.microsoft.com/office/word/2024/wordml/sdtformatlock" xmlns:w16se="http://schemas.microsoft.com/office/word/2015/wordml/symex" xmlns:wpg="http://schemas.microsoft.com/office/word/2010/wordprocessingGroup" xmlns:wpi="http://schemas.microsoft.com/office/word/2010/wordprocessingInk" xmlns:wne="http://schemas.microsoft.com/office/word/2006/wordml" xmlns:wps="http://schemas.microsoft.com/office/word/2010/wordprocessingShape" mc:Ignorable="w14 w15 w16se w16cid w16 w16cex w16sdtdh w16sdtfl w16du wp14">
   <w:sdt>
     <w:sdtPr>
       <w:id w:val="-991941994"/>
@@ -7690,7 +7764,7 @@
 </file>
 
 <file path=word/footnotes.xml><?xml version="1.0" encoding="utf-8"?>
-<w:footnotes xmlns:wpc="http://schemas.microsoft.com/office/word/2010/wordprocessingCanvas" xmlns:cx="http://schemas.microsoft.com/office/drawing/2014/chartex" xmlns:cx1="http://schemas.microsoft.com/office/drawing/2015/9/8/chartex" xmlns:cx2="http://schemas.microsoft.com/office/drawing/2015/10/21/chartex" xmlns:cx3="http://schemas.microsoft.com/office/drawing/2016/5/9/chartex" xmlns:cx4="http://schemas.microsoft.com/office/drawing/2016/5/10/chartex" xmlns:cx5="http://schemas.microsoft.com/office/drawing/2016/5/11/chartex" xmlns:cx6="http://schemas.microsoft.com/office/drawing/2016/5/12/chartex" xmlns:cx7="http://schemas.microsoft.com/office/drawing/2016/5/13/chartex" xmlns:cx8="http://schemas.microsoft.com/office/drawing/2016/5/14/chartex" xmlns:mc="http://schemas.openxmlformats.org/markup-compatibility/2006" xmlns:aink="http://schemas.microsoft.com/office/drawing/2016/ink" xmlns:am3d="http://schemas.microsoft.com/office/drawing/2017/model3d" xmlns:o="urn:schemas-microsoft-com:office:office" xmlns:oel="http://schemas.microsoft.com/office/2019/extlst" xmlns:r="http://schemas.openxmlformats.org/officeDocument/2006/relationships" xmlns:m="http://schemas.openxmlformats.org/officeDocument/2006/math" xmlns:v="urn:schemas-microsoft-com:vml" xmlns:wp14="http://schemas.microsoft.com/office/word/2010/wordprocessingDrawing" xmlns:wp="http://schemas.openxmlformats.org/drawingml/2006/wordprocessingDrawing" xmlns:w10="urn:schemas-microsoft-com:office:word" xmlns:w="http://schemas.openxmlformats.org/wordprocessingml/2006/main" xmlns:w14="http://schemas.microsoft.com/office/word/2010/wordml" xmlns:w15="http://schemas.microsoft.com/office/word/2012/wordml" xmlns:w16cex="http://schemas.microsoft.com/office/word/2018/wordml/cex" xmlns:w16cid="http://schemas.microsoft.com/office/word/2016/wordml/cid" xmlns:w16="http://schemas.microsoft.com/office/word/2018/wordml" xmlns:w16du="http://schemas.microsoft.com/office/word/2023/wordml/word16du" xmlns:w16sdtdh="http://schemas.microsoft.com/office/word/2020/wordml/sdtdatahash" xmlns:w16se="http://schemas.microsoft.com/office/word/2015/wordml/symex" xmlns:wpg="http://schemas.microsoft.com/office/word/2010/wordprocessingGroup" xmlns:wpi="http://schemas.microsoft.com/office/word/2010/wordprocessingInk" xmlns:wne="http://schemas.microsoft.com/office/word/2006/wordml" xmlns:wps="http://schemas.microsoft.com/office/word/2010/wordprocessingShape" mc:Ignorable="w14 w15 w16se w16cid w16 w16cex w16sdtdh w16du wp14">
+<w:footnotes xmlns:wpc="http://schemas.microsoft.com/office/word/2010/wordprocessingCanvas" xmlns:cx="http://schemas.microsoft.com/office/drawing/2014/chartex" xmlns:cx1="http://schemas.microsoft.com/office/drawing/2015/9/8/chartex" xmlns:cx2="http://schemas.microsoft.com/office/drawing/2015/10/21/chartex" xmlns:cx3="http://schemas.microsoft.com/office/drawing/2016/5/9/chartex" xmlns:cx4="http://schemas.microsoft.com/office/drawing/2016/5/10/chartex" xmlns:cx5="http://schemas.microsoft.com/office/drawing/2016/5/11/chartex" xmlns:cx6="http://schemas.microsoft.com/office/drawing/2016/5/12/chartex" xmlns:cx7="http://schemas.microsoft.com/office/drawing/2016/5/13/chartex" xmlns:cx8="http://schemas.microsoft.com/office/drawing/2016/5/14/chartex" xmlns:mc="http://schemas.openxmlformats.org/markup-compatibility/2006" xmlns:aink="http://schemas.microsoft.com/office/drawing/2016/ink" xmlns:am3d="http://schemas.microsoft.com/office/drawing/2017/model3d" xmlns:o="urn:schemas-microsoft-com:office:office" xmlns:oel="http://schemas.microsoft.com/office/2019/extlst" xmlns:r="http://schemas.openxmlformats.org/officeDocument/2006/relationships" xmlns:m="http://schemas.openxmlformats.org/officeDocument/2006/math" xmlns:v="urn:schemas-microsoft-com:vml" xmlns:wp14="http://schemas.microsoft.com/office/word/2010/wordprocessingDrawing" xmlns:wp="http://schemas.openxmlformats.org/drawingml/2006/wordprocessingDrawing" xmlns:w10="urn:schemas-microsoft-com:office:word" xmlns:w="http://schemas.openxmlformats.org/wordprocessingml/2006/main" xmlns:w14="http://schemas.microsoft.com/office/word/2010/wordml" xmlns:w15="http://schemas.microsoft.com/office/word/2012/wordml" xmlns:w16cex="http://schemas.microsoft.com/office/word/2018/wordml/cex" xmlns:w16cid="http://schemas.microsoft.com/office/word/2016/wordml/cid" xmlns:w16="http://schemas.microsoft.com/office/word/2018/wordml" xmlns:w16du="http://schemas.microsoft.com/office/word/2023/wordml/word16du" xmlns:w16sdtdh="http://schemas.microsoft.com/office/word/2020/wordml/sdtdatahash" xmlns:w16sdtfl="http://schemas.microsoft.com/office/word/2024/wordml/sdtformatlock" xmlns:w16se="http://schemas.microsoft.com/office/word/2015/wordml/symex" xmlns:wpg="http://schemas.microsoft.com/office/word/2010/wordprocessingGroup" xmlns:wpi="http://schemas.microsoft.com/office/word/2010/wordprocessingInk" xmlns:wne="http://schemas.microsoft.com/office/word/2006/wordml" xmlns:wps="http://schemas.microsoft.com/office/word/2010/wordprocessingShape" mc:Ignorable="w14 w15 w16se w16cid w16 w16cex w16sdtdh w16sdtfl w16du wp14">
   <w:footnote w:type="separator" w:id="-1">
     <w:p>
       <w:r>
@@ -7709,7 +7783,7 @@
 </file>
 
 <file path=word/numbering.xml><?xml version="1.0" encoding="utf-8"?>
-<w:numbering xmlns:wpc="http://schemas.microsoft.com/office/word/2010/wordprocessingCanvas" xmlns:cx="http://schemas.microsoft.com/office/drawing/2014/chartex" xmlns:cx1="http://schemas.microsoft.com/office/drawing/2015/9/8/chartex" xmlns:cx2="http://schemas.microsoft.com/office/drawing/2015/10/21/chartex" xmlns:cx3="http://schemas.microsoft.com/office/drawing/2016/5/9/chartex" xmlns:cx4="http://schemas.microsoft.com/office/drawing/2016/5/10/chartex" xmlns:cx5="http://schemas.microsoft.com/office/drawing/2016/5/11/chartex" xmlns:cx6="http://schemas.microsoft.com/office/drawing/2016/5/12/chartex" xmlns:cx7="http://schemas.microsoft.com/office/drawing/2016/5/13/chartex" xmlns:cx8="http://schemas.microsoft.com/office/drawing/2016/5/14/chartex" xmlns:mc="http://schemas.openxmlformats.org/markup-compatibility/2006" xmlns:aink="http://schemas.microsoft.com/office/drawing/2016/ink" xmlns:am3d="http://schemas.microsoft.com/office/drawing/2017/model3d" xmlns:o="urn:schemas-microsoft-com:office:office" xmlns:oel="http://schemas.microsoft.com/office/2019/extlst" xmlns:r="http://schemas.openxmlformats.org/officeDocument/2006/relationships" xmlns:m="http://schemas.openxmlformats.org/officeDocument/2006/math" xmlns:v="urn:schemas-microsoft-com:vml" xmlns:wp14="http://schemas.microsoft.com/office/word/2010/wordprocessingDrawing" xmlns:wp="http://schemas.openxmlformats.org/drawingml/2006/wordprocessingDrawing" xmlns:w10="urn:schemas-microsoft-com:office:word" xmlns:w="http://schemas.openxmlformats.org/wordprocessingml/2006/main" xmlns:w14="http://schemas.microsoft.com/office/word/2010/wordml" xmlns:w15="http://schemas.microsoft.com/office/word/2012/wordml" xmlns:w16cex="http://schemas.microsoft.com/office/word/2018/wordml/cex" xmlns:w16cid="http://schemas.microsoft.com/office/word/2016/wordml/cid" xmlns:w16="http://schemas.microsoft.com/office/word/2018/wordml" xmlns:w16du="http://schemas.microsoft.com/office/word/2023/wordml/word16du" xmlns:w16sdtdh="http://schemas.microsoft.com/office/word/2020/wordml/sdtdatahash" xmlns:w16se="http://schemas.microsoft.com/office/word/2015/wordml/symex" xmlns:wpg="http://schemas.microsoft.com/office/word/2010/wordprocessingGroup" xmlns:wpi="http://schemas.microsoft.com/office/word/2010/wordprocessingInk" xmlns:wne="http://schemas.microsoft.com/office/word/2006/wordml" xmlns:wps="http://schemas.microsoft.com/office/word/2010/wordprocessingShape" mc:Ignorable="w14 w15 w16se w16cid w16 w16cex w16sdtdh w16du wp14">
+<w:numbering xmlns:wpc="http://schemas.microsoft.com/office/word/2010/wordprocessingCanvas" xmlns:cx="http://schemas.microsoft.com/office/drawing/2014/chartex" xmlns:cx1="http://schemas.microsoft.com/office/drawing/2015/9/8/chartex" xmlns:cx2="http://schemas.microsoft.com/office/drawing/2015/10/21/chartex" xmlns:cx3="http://schemas.microsoft.com/office/drawing/2016/5/9/chartex" xmlns:cx4="http://schemas.microsoft.com/office/drawing/2016/5/10/chartex" xmlns:cx5="http://schemas.microsoft.com/office/drawing/2016/5/11/chartex" xmlns:cx6="http://schemas.microsoft.com/office/drawing/2016/5/12/chartex" xmlns:cx7="http://schemas.microsoft.com/office/drawing/2016/5/13/chartex" xmlns:cx8="http://schemas.microsoft.com/office/drawing/2016/5/14/chartex" xmlns:mc="http://schemas.openxmlformats.org/markup-compatibility/2006" xmlns:aink="http://schemas.microsoft.com/office/drawing/2016/ink" xmlns:am3d="http://schemas.microsoft.com/office/drawing/2017/model3d" xmlns:o="urn:schemas-microsoft-com:office:office" xmlns:oel="http://schemas.microsoft.com/office/2019/extlst" xmlns:r="http://schemas.openxmlformats.org/officeDocument/2006/relationships" xmlns:m="http://schemas.openxmlformats.org/officeDocument/2006/math" xmlns:v="urn:schemas-microsoft-com:vml" xmlns:wp14="http://schemas.microsoft.com/office/word/2010/wordprocessingDrawing" xmlns:wp="http://schemas.openxmlformats.org/drawingml/2006/wordprocessingDrawing" xmlns:w10="urn:schemas-microsoft-com:office:word" xmlns:w="http://schemas.openxmlformats.org/wordprocessingml/2006/main" xmlns:w14="http://schemas.microsoft.com/office/word/2010/wordml" xmlns:w15="http://schemas.microsoft.com/office/word/2012/wordml" xmlns:w16cex="http://schemas.microsoft.com/office/word/2018/wordml/cex" xmlns:w16cid="http://schemas.microsoft.com/office/word/2016/wordml/cid" xmlns:w16="http://schemas.microsoft.com/office/word/2018/wordml" xmlns:w16du="http://schemas.microsoft.com/office/word/2023/wordml/word16du" xmlns:w16sdtdh="http://schemas.microsoft.com/office/word/2020/wordml/sdtdatahash" xmlns:w16sdtfl="http://schemas.microsoft.com/office/word/2024/wordml/sdtformatlock" xmlns:w16se="http://schemas.microsoft.com/office/word/2015/wordml/symex" xmlns:wpg="http://schemas.microsoft.com/office/word/2010/wordprocessingGroup" xmlns:wpi="http://schemas.microsoft.com/office/word/2010/wordprocessingInk" xmlns:wne="http://schemas.microsoft.com/office/word/2006/wordml" xmlns:wps="http://schemas.microsoft.com/office/word/2010/wordprocessingShape" mc:Ignorable="w14 w15 w16se w16cid w16 w16cex w16sdtdh w16sdtfl w16du wp14">
   <w:abstractNum w:abstractNumId="0" w15:restartNumberingAfterBreak="0">
     <w:nsid w:val="04445459"/>
     <w:multiLevelType w:val="hybridMultilevel"/>
@@ -17045,7 +17119,7 @@
 </file>
 
 <file path=word/styles.xml><?xml version="1.0" encoding="utf-8"?>
-<w:styles xmlns:mc="http://schemas.openxmlformats.org/markup-compatibility/2006" xmlns:r="http://schemas.openxmlformats.org/officeDocument/2006/relationships" xmlns:w="http://schemas.openxmlformats.org/wordprocessingml/2006/main" xmlns:w14="http://schemas.microsoft.com/office/word/2010/wordml" xmlns:w15="http://schemas.microsoft.com/office/word/2012/wordml" xmlns:w16cex="http://schemas.microsoft.com/office/word/2018/wordml/cex" xmlns:w16cid="http://schemas.microsoft.com/office/word/2016/wordml/cid" xmlns:w16="http://schemas.microsoft.com/office/word/2018/wordml" xmlns:w16du="http://schemas.microsoft.com/office/word/2023/wordml/word16du" xmlns:w16sdtdh="http://schemas.microsoft.com/office/word/2020/wordml/sdtdatahash" xmlns:w16se="http://schemas.microsoft.com/office/word/2015/wordml/symex" mc:Ignorable="w14 w15 w16se w16cid w16 w16cex w16sdtdh w16du">
+<w:styles xmlns:mc="http://schemas.openxmlformats.org/markup-compatibility/2006" xmlns:r="http://schemas.openxmlformats.org/officeDocument/2006/relationships" xmlns:w="http://schemas.openxmlformats.org/wordprocessingml/2006/main" xmlns:w14="http://schemas.microsoft.com/office/word/2010/wordml" xmlns:w15="http://schemas.microsoft.com/office/word/2012/wordml" xmlns:w16cex="http://schemas.microsoft.com/office/word/2018/wordml/cex" xmlns:w16cid="http://schemas.microsoft.com/office/word/2016/wordml/cid" xmlns:w16="http://schemas.microsoft.com/office/word/2018/wordml" xmlns:w16du="http://schemas.microsoft.com/office/word/2023/wordml/word16du" xmlns:w16sdtdh="http://schemas.microsoft.com/office/word/2020/wordml/sdtdatahash" xmlns:w16sdtfl="http://schemas.microsoft.com/office/word/2024/wordml/sdtformatlock" xmlns:w16se="http://schemas.microsoft.com/office/word/2015/wordml/symex" mc:Ignorable="w14 w15 w16se w16cid w16 w16cex w16sdtdh w16sdtfl w16du">
   <w:docDefaults>
     <w:rPrDefault>
       <w:rPr>
